--- a/thesis_docs/Week6_Part0_Parameter_Method_and_Implementation_Justification.docx
+++ b/thesis_docs/Week6_Part0_Parameter_Method_and_Implementation_Justification.docx
@@ -24,7 +24,7 @@
           <w:color w:val="000000"/>
           <w:sz w:val="22"/>
         </w:rPr>
-        <w:t>**Status: complete (2026-09-28). The final-model decision is pending the</w:t>
+        <w:t>**Status: complete (2026-09-28). The final-model decision was taken by the</w:t>
       </w:r>
     </w:p>
     <w:p>
@@ -35,7 +35,7 @@
           <w:color w:val="000000"/>
           <w:sz w:val="22"/>
         </w:rPr>
-        <w:t>author's review of the verdict below.** This document follows the Week 5</w:t>
+        <w:t>author on 2026-10-05: seed 102 extended, primary checkpoint (see below).** This document follows the Week 5</w:t>
       </w:r>
     </w:p>
     <w:p>
@@ -507,7 +507,7 @@
           <w:color w:val="000000"/>
           <w:sz w:val="22"/>
         </w:rPr>
-        <w:t>Seed spread.</w:t>
+        <w:t>Per seed.</w:t>
       </w:r>
       <w:r>
         <w:rPr>
@@ -516,7 +516,7 @@
           <w:color w:val="000000"/>
           <w:sz w:val="22"/>
         </w:rPr>
-        <w:t xml:space="preserve"> The spread across training seeds did not shrink in any</w:t>
+        <w:t xml:space="preserve"> Tracking error is worse than the same seed's 60k</w:t>
       </w:r>
     </w:p>
     <w:p>
@@ -527,7 +527,7 @@
           <w:color w:val="000000"/>
           <w:sz w:val="22"/>
         </w:rPr>
-        <w:t xml:space="preserve">  meaningful sense: tracking error went from 8.3% to 7.3% relative range,</w:t>
+        <w:t xml:space="preserve">  checkpoint for all three seeds: +13,241 / +10,243 / +8,620, every CI</w:t>
       </w:r>
     </w:p>
     <w:p>
@@ -538,7 +538,188 @@
           <w:color w:val="000000"/>
           <w:sz w:val="22"/>
         </w:rPr>
-        <w:t xml:space="preserve">  and overload from 30.8% to 82.9%.</w:t>
+        <w:t xml:space="preserve">  excluding zero, n_clusters = 50. The convergence rule detected a plateau,</w:t>
+      </w:r>
+    </w:p>
+    <w:p>
+      <w:r>
+        <w:rPr>
+          <w:rFonts w:ascii="Calibri" w:hAnsi="Calibri"/>
+          <w:b w:val="0"/>
+          <w:color w:val="000000"/>
+          <w:sz w:val="22"/>
+        </w:rPr>
+        <w:t xml:space="preserve">  not an improvement.</w:t>
+      </w:r>
+    </w:p>
+    <w:p>
+      <w:pPr>
+        <w:pStyle w:val="ListBullet"/>
+      </w:pPr>
+      <w:r>
+        <w:rPr>
+          <w:rFonts w:ascii="Calibri" w:hAnsi="Calibri"/>
+          <w:b/>
+          <w:color w:val="000000"/>
+          <w:sz w:val="22"/>
+        </w:rPr>
+        <w:t>Seed spread (corrected 2026-10-05).</w:t>
+      </w:r>
+      <w:r>
+        <w:rPr>
+          <w:rFonts w:ascii="Calibri" w:hAnsi="Calibri"/>
+          <w:b w:val="0"/>
+          <w:color w:val="000000"/>
+          <w:sz w:val="22"/>
+        </w:rPr>
+        <w:t xml:space="preserve"> The spread shrank for user</w:t>
+      </w:r>
+    </w:p>
+    <w:p>
+      <w:r>
+        <w:rPr>
+          <w:rFonts w:ascii="Calibri" w:hAnsi="Calibri"/>
+          <w:b w:val="0"/>
+          <w:color w:val="000000"/>
+          <w:sz w:val="22"/>
+        </w:rPr>
+        <w:t xml:space="preserve">  outcomes. Average satisfaction range went from 3.22 to 0.11 pp, and</w:t>
+      </w:r>
+    </w:p>
+    <w:p>
+      <w:r>
+        <w:rPr>
+          <w:rFonts w:ascii="Calibri" w:hAnsi="Calibri"/>
+          <w:b w:val="0"/>
+          <w:color w:val="000000"/>
+          <w:sz w:val="22"/>
+        </w:rPr>
+        <w:t xml:space="preserve">  </w:t>
+      </w:r>
+      <w:r>
+        <w:rPr>
+          <w:rFonts w:ascii="Consolas" w:hAnsi="Consolas"/>
+          <w:b w:val="0"/>
+          <w:color w:val="000000"/>
+          <w:sz w:val="20"/>
+        </w:rPr>
+        <w:t>ENS_rel</w:t>
+      </w:r>
+      <w:r>
+        <w:rPr>
+          <w:rFonts w:ascii="Calibri" w:hAnsi="Calibri"/>
+          <w:b w:val="0"/>
+          <w:color w:val="000000"/>
+          <w:sz w:val="22"/>
+        </w:rPr>
+        <w:t xml:space="preserve"> range from 16.13 to 0.59 pp. For tracking error the range is</w:t>
+      </w:r>
+    </w:p>
+    <w:p>
+      <w:r>
+        <w:rPr>
+          <w:rFonts w:ascii="Calibri" w:hAnsi="Calibri"/>
+          <w:b w:val="0"/>
+          <w:color w:val="000000"/>
+          <w:sz w:val="22"/>
+        </w:rPr>
+        <w:t xml:space="preserve">  marginally tighter (8.3% → 7.3% relative) around a worse value, and for</w:t>
+      </w:r>
+    </w:p>
+    <w:p>
+      <w:r>
+        <w:rPr>
+          <w:rFonts w:ascii="Calibri" w:hAnsi="Calibri"/>
+          <w:b w:val="0"/>
+          <w:color w:val="000000"/>
+          <w:sz w:val="22"/>
+        </w:rPr>
+        <w:t xml:space="preserve">  overload it widened (30.8% → 82.9%).</w:t>
+      </w:r>
+    </w:p>
+    <w:p>
+      <w:pPr>
+        <w:pStyle w:val="ListBullet"/>
+      </w:pPr>
+      <w:r>
+        <w:rPr>
+          <w:rFonts w:ascii="Calibri" w:hAnsi="Calibri"/>
+          <w:b/>
+          <w:color w:val="000000"/>
+          <w:sz w:val="22"/>
+        </w:rPr>
+        <w:t>Interpretation, verified.</w:t>
+      </w:r>
+      <w:r>
+        <w:rPr>
+          <w:rFonts w:ascii="Calibri" w:hAnsi="Calibri"/>
+          <w:b w:val="0"/>
+          <w:color w:val="000000"/>
+          <w:sz w:val="22"/>
+        </w:rPr>
+        <w:t xml:space="preserve"> The extended policies deliver more energy</w:t>
+      </w:r>
+    </w:p>
+    <w:p>
+      <w:r>
+        <w:rPr>
+          <w:rFonts w:ascii="Calibri" w:hAnsi="Calibri"/>
+          <w:b w:val="0"/>
+          <w:color w:val="000000"/>
+          <w:sz w:val="22"/>
+        </w:rPr>
+        <w:t xml:space="preserve">  (+18.6 kWh/day [+15.9, +21.2]) and score a </w:t>
+      </w:r>
+      <w:r>
+        <w:rPr>
+          <w:rFonts w:ascii="Calibri" w:hAnsi="Calibri"/>
+          <w:b/>
+          <w:color w:val="000000"/>
+          <w:sz w:val="22"/>
+        </w:rPr>
+        <w:t>better</w:t>
+      </w:r>
+      <w:r>
+        <w:rPr>
+          <w:rFonts w:ascii="Calibri" w:hAnsi="Calibri"/>
+          <w:b w:val="0"/>
+          <w:color w:val="000000"/>
+          <w:sz w:val="22"/>
+        </w:rPr>
+        <w:t xml:space="preserve"> total training</w:t>
+      </w:r>
+    </w:p>
+    <w:p>
+      <w:r>
+        <w:rPr>
+          <w:rFonts w:ascii="Calibri" w:hAnsi="Calibri"/>
+          <w:b w:val="0"/>
+          <w:color w:val="000000"/>
+          <w:sz w:val="22"/>
+        </w:rPr>
+        <w:t xml:space="preserve">  reward (+3,997 [+2,340, +5,790]). Extended training optimised its own</w:t>
+      </w:r>
+    </w:p>
+    <w:p>
+      <w:r>
+        <w:rPr>
+          <w:rFonts w:ascii="Calibri" w:hAnsi="Calibri"/>
+          <w:b w:val="0"/>
+          <w:color w:val="000000"/>
+          <w:sz w:val="22"/>
+        </w:rPr>
+        <w:t xml:space="preserve">  reward, which values satisfaction over tracking. The wording "rather than</w:t>
+      </w:r>
+    </w:p>
+    <w:p>
+      <w:r>
+        <w:rPr>
+          <w:rFonts w:ascii="Calibri" w:hAnsi="Calibri"/>
+          <w:b w:val="0"/>
+          <w:color w:val="000000"/>
+          <w:sz w:val="22"/>
+        </w:rPr>
+        <w:t xml:space="preserve">  reaching a better reward" is not supported by the data and is not used.</w:t>
       </w:r>
     </w:p>
     <w:p>
@@ -561,7 +742,7 @@
           <w:color w:val="000000"/>
           <w:sz w:val="22"/>
         </w:rPr>
-        <w:t xml:space="preserve"> RL was not budget-limited at 60,000 steps. The extended model</w:t>
+        <w:t xml:space="preserve"> RL was not budget-limited at 60,000 steps. Round Robin has</w:t>
       </w:r>
     </w:p>
     <w:p>
@@ -572,7 +753,7 @@
           <w:color w:val="000000"/>
           <w:sz w:val="22"/>
         </w:rPr>
-        <w:t xml:space="preserve">  remains worse than Round Robin on tracking error, overload and</w:t>
+        <w:t xml:space="preserve">  lower tracking error and overload than every implementable arm (all CIs</w:t>
       </w:r>
     </w:p>
     <w:p>
@@ -583,7 +764,7 @@
           <w:color w:val="000000"/>
           <w:sz w:val="22"/>
         </w:rPr>
-        <w:t xml:space="preserve">  satisfaction (every CI excludes zero), so **the Round Robin</w:t>
+        <w:t xml:space="preserve">  exclude zero). For the one arm extended to about 14× its budget, the gap</w:t>
       </w:r>
     </w:p>
     <w:p>
@@ -594,7 +775,16 @@
           <w:color w:val="000000"/>
           <w:sz w:val="22"/>
         </w:rPr>
-        <w:t xml:space="preserve">  recommendation stands.**</w:t>
+        <w:t xml:space="preserve">  is not a budget artefact. </w:t>
+      </w:r>
+      <w:r>
+        <w:rPr>
+          <w:rFonts w:ascii="Calibri" w:hAnsi="Calibri"/>
+          <w:b/>
+          <w:color w:val="000000"/>
+          <w:sz w:val="22"/>
+        </w:rPr>
+        <w:t>The Round Robin recommendation stands.</w:t>
       </w:r>
     </w:p>
     <w:p>
@@ -608,7 +798,7 @@
           <w:color w:val="000000"/>
           <w:sz w:val="22"/>
         </w:rPr>
-        <w:t>Final model.</w:t>
+        <w:t>Final model (author's decision, 2026-10-05).</w:t>
       </w:r>
       <w:r>
         <w:rPr>
@@ -617,7 +807,76 @@
           <w:color w:val="000000"/>
           <w:sz w:val="22"/>
         </w:rPr>
-        <w:t xml:space="preserve"> The pre-registered rule selects</w:t>
+        <w:t xml:space="preserve"> </w:t>
+      </w:r>
+      <w:r>
+        <w:rPr>
+          <w:rFonts w:ascii="Consolas" w:hAnsi="Consolas"/>
+          <w:b w:val="0"/>
+          <w:color w:val="000000"/>
+          <w:sz w:val="20"/>
+        </w:rPr>
+        <w:t>TD3_vanilla</w:t>
+      </w:r>
+      <w:r>
+        <w:rPr>
+          <w:rFonts w:ascii="Calibri" w:hAnsi="Calibri"/>
+          <w:b w:val="0"/>
+          <w:color w:val="000000"/>
+          <w:sz w:val="22"/>
+        </w:rPr>
+        <w:t xml:space="preserve"> extended,</w:t>
+      </w:r>
+    </w:p>
+    <w:p>
+      <w:r>
+        <w:rPr>
+          <w:rFonts w:ascii="Calibri" w:hAnsi="Calibri"/>
+          <w:b w:val="0"/>
+          <w:color w:val="000000"/>
+          <w:sz w:val="22"/>
+        </w:rPr>
+        <w:t xml:space="preserve">  </w:t>
+      </w:r>
+      <w:r>
+        <w:rPr>
+          <w:rFonts w:ascii="Calibri" w:hAnsi="Calibri"/>
+          <w:b/>
+          <w:color w:val="000000"/>
+          <w:sz w:val="22"/>
+        </w:rPr>
+        <w:t>training seed 102, primary checkpoint at 850,000 steps</w:t>
+      </w:r>
+      <w:r>
+        <w:rPr>
+          <w:rFonts w:ascii="Calibri" w:hAnsi="Calibri"/>
+          <w:b w:val="0"/>
+          <w:color w:val="000000"/>
+          <w:sz w:val="22"/>
+        </w:rPr>
+        <w:t xml:space="preserve"> (validation</w:t>
+      </w:r>
+    </w:p>
+    <w:p>
+      <w:r>
+        <w:rPr>
+          <w:rFonts w:ascii="Calibri" w:hAnsi="Calibri"/>
+          <w:b w:val="0"/>
+          <w:color w:val="000000"/>
+          <w:sz w:val="22"/>
+        </w:rPr>
+        <w:t xml:space="preserve">  tracking error 40,378, against 42,531 for seed 100 and 46,554 for seed</w:t>
+      </w:r>
+    </w:p>
+    <w:p>
+      <w:r>
+        <w:rPr>
+          <w:rFonts w:ascii="Calibri" w:hAnsi="Calibri"/>
+          <w:b w:val="0"/>
+          <w:color w:val="000000"/>
+          <w:sz w:val="22"/>
+        </w:rPr>
+        <w:t xml:space="preserve">  101). Model:</w:t>
       </w:r>
     </w:p>
     <w:p>
@@ -637,7 +896,7 @@
           <w:color w:val="000000"/>
           <w:sz w:val="20"/>
         </w:rPr>
-        <w:t>TD3_vanilla_extended_ts102</w:t>
+        <w:t>experiments/phase2_algorithms/models/TD3_vanilla_extended_ts102/checkpoints/td3_vanilla_extended_ts102_850000_steps.zip</w:t>
       </w:r>
       <w:r>
         <w:rPr>
@@ -646,7 +905,7 @@
           <w:color w:val="000000"/>
           <w:sz w:val="22"/>
         </w:rPr>
-        <w:t xml:space="preserve"> at 850,000 steps. Because that checkpoint is</w:t>
+        <w:t>,</w:t>
       </w:r>
     </w:p>
     <w:p>
@@ -657,7 +916,99 @@
           <w:color w:val="000000"/>
           <w:sz w:val="22"/>
         </w:rPr>
-        <w:t xml:space="preserve">  worse than the 60k checkpoints on the rule's own criterion, which RL</w:t>
+        <w:t xml:space="preserve">  with </w:t>
+      </w:r>
+      <w:r>
+        <w:rPr>
+          <w:rFonts w:ascii="Consolas" w:hAnsi="Consolas"/>
+          <w:b w:val="0"/>
+          <w:color w:val="000000"/>
+          <w:sz w:val="20"/>
+        </w:rPr>
+        <w:t>..._vecnormalize.pkl</w:t>
+      </w:r>
+      <w:r>
+        <w:rPr>
+          <w:rFonts w:ascii="Calibri" w:hAnsi="Calibri"/>
+          <w:b w:val="0"/>
+          <w:color w:val="000000"/>
+          <w:sz w:val="22"/>
+        </w:rPr>
+        <w:t xml:space="preserve"> beside it. It is kept for four reasons:</w:t>
+      </w:r>
+    </w:p>
+    <w:p>
+      <w:pPr>
+        <w:pStyle w:val="ListBullet"/>
+      </w:pPr>
+      <w:r>
+        <w:rPr>
+          <w:rFonts w:ascii="Calibri" w:hAnsi="Calibri"/>
+          <w:b w:val="0"/>
+          <w:color w:val="000000"/>
+          <w:sz w:val="22"/>
+        </w:rPr>
+        <w:t>the advisor asked for one stabilised model;</w:t>
+      </w:r>
+    </w:p>
+    <w:p>
+      <w:pPr>
+        <w:pStyle w:val="ListBullet"/>
+      </w:pPr>
+      <w:r>
+        <w:rPr>
+          <w:rFonts w:ascii="Calibri" w:hAnsi="Calibri"/>
+          <w:b w:val="0"/>
+          <w:color w:val="000000"/>
+          <w:sz w:val="22"/>
+        </w:rPr>
+        <w:t>it has the lowest overload of all 15 TD3 checkpoints (3.58 kWh/day);</w:t>
+      </w:r>
+    </w:p>
+    <w:p>
+      <w:pPr>
+        <w:pStyle w:val="ListBullet"/>
+      </w:pPr>
+      <w:r>
+        <w:rPr>
+          <w:rFonts w:ascii="Calibri" w:hAnsi="Calibri"/>
+          <w:b w:val="0"/>
+          <w:color w:val="000000"/>
+          <w:sz w:val="22"/>
+        </w:rPr>
+        <w:t xml:space="preserve">its </w:t>
+      </w:r>
+      <w:r>
+        <w:rPr>
+          <w:rFonts w:ascii="Consolas" w:hAnsi="Consolas"/>
+          <w:b w:val="0"/>
+          <w:color w:val="000000"/>
+          <w:sz w:val="20"/>
+        </w:rPr>
+        <w:t>ENS_rel</w:t>
+      </w:r>
+      <w:r>
+        <w:rPr>
+          <w:rFonts w:ascii="Calibri" w:hAnsi="Calibri"/>
+          <w:b w:val="0"/>
+          <w:color w:val="000000"/>
+          <w:sz w:val="22"/>
+        </w:rPr>
+        <w:t xml:space="preserve"> is 2.20% and its average satisfaction 99.59%;</w:t>
+      </w:r>
+    </w:p>
+    <w:p>
+      <w:pPr>
+        <w:pStyle w:val="ListBullet"/>
+      </w:pPr>
+      <w:r>
+        <w:rPr>
+          <w:rFonts w:ascii="Calibri" w:hAnsi="Calibri"/>
+          <w:b w:val="0"/>
+          <w:color w:val="000000"/>
+          <w:sz w:val="22"/>
+        </w:rPr>
+        <w:t>it is the longest-trained seed.</w:t>
       </w:r>
     </w:p>
     <w:p>
@@ -668,7 +1019,18 @@
           <w:color w:val="000000"/>
           <w:sz w:val="22"/>
         </w:rPr>
-        <w:t xml:space="preserve">  model is kept is the author's decision.</w:t>
+        <w:t xml:space="preserve">  Accepted trade-off: test tracking error of 41,195, against 32,575 at its</w:t>
+      </w:r>
+    </w:p>
+    <w:p>
+      <w:r>
+        <w:rPr>
+          <w:rFonts w:ascii="Calibri" w:hAnsi="Calibri"/>
+          <w:b w:val="0"/>
+          <w:color w:val="000000"/>
+          <w:sz w:val="22"/>
+        </w:rPr>
+        <w:t xml:space="preserve">  own 60k checkpoint (+8,620 [+6,877, +10,419]).</w:t>
       </w:r>
     </w:p>
     <w:p>
